--- a/00_总控宪章与自动化引擎/01_从0到1剧集全流程十大阶段把控标准专著/04_《第四阶段：立体人物群像谱系、关系裂变、“先留白后高光”舍得法则与一人一档把控标准》.docx
+++ b/00_总控宪章与自动化引擎/01_从0到1剧集全流程十大阶段把控标准专著/04_《第四阶段：立体人物群像谱系、关系裂变、“先留白后高光”舍得法则与一人一档把控标准》.docx
@@ -140,9 +140,6 @@
         </w:tc>
       </w:tr>
       <w:tr>
-        <w:trPr>
-          <w:cantSplit/>
-        </w:trPr>
         <w:tc>
           <w:tcPr>
             <w:tcW w:type="dxa" w:w="3096"/>
@@ -203,9 +200,6 @@
         </w:tc>
       </w:tr>
       <w:tr>
-        <w:trPr>
-          <w:cantSplit/>
-        </w:trPr>
         <w:tc>
           <w:tcPr>
             <w:tcW w:type="dxa" w:w="3096"/>
@@ -266,9 +260,6 @@
         </w:tc>
       </w:tr>
       <w:tr>
-        <w:trPr>
-          <w:cantSplit/>
-        </w:trPr>
         <w:tc>
           <w:tcPr>
             <w:tcW w:type="dxa" w:w="3096"/>
@@ -465,9 +456,6 @@
         </w:tc>
       </w:tr>
       <w:tr>
-        <w:trPr>
-          <w:cantSplit/>
-        </w:trPr>
         <w:tc>
           <w:tcPr>
             <w:tcW w:type="dxa" w:w="2592"/>
@@ -560,9 +548,6 @@
         </w:tc>
       </w:tr>
       <w:tr>
-        <w:trPr>
-          <w:cantSplit/>
-        </w:trPr>
         <w:tc>
           <w:tcPr>
             <w:tcW w:type="dxa" w:w="2592"/>
@@ -766,9 +751,6 @@
         </w:tc>
       </w:tr>
       <w:tr>
-        <w:trPr>
-          <w:cantSplit/>
-        </w:trPr>
         <w:tc>
           <w:tcPr>
             <w:tcW w:type="dxa" w:w="3096"/>
@@ -779,6 +761,65 @@
               <w:left w:w="145" w:type="dxa"/>
               <w:right w:w="145" w:type="dxa"/>
             </w:tcMar>
+          </w:tcPr>
+          <w:p>
+            <w:pPr>
+              <w:spacing w:before="40" w:after="40" w:line="341" w:lineRule="auto"/>
+              <w:jc w:val="left"/>
+            </w:pPr>
+            <w:r/>
+            <w:r>
+              <w:rPr>
+                <w:rFonts w:ascii="Times New Roman" w:hAnsi="Times New Roman" w:eastAsia="宋体"/>
+                <w:b/>
+                <w:color w:val="191919"/>
+                <w:sz w:val="19"/>
+              </w:rPr>
+              <w:t>0. 第四章人物小传「按集推进、事无巨细、零机械分场表」铁律</w:t>
+            </w:r>
+          </w:p>
+        </w:tc>
+        <w:tc>
+          <w:tcPr>
+            <w:tcW w:type="dxa" w:w="7272"/>
+            <w:vAlign w:val="center"/>
+            <w:tcMar>
+              <w:top w:w="105" w:type="dxa"/>
+              <w:bottom w:w="105" w:type="dxa"/>
+              <w:left w:w="145" w:type="dxa"/>
+              <w:right w:w="145" w:type="dxa"/>
+            </w:tcMar>
+          </w:tcPr>
+          <w:p>
+            <w:pPr>
+              <w:spacing w:before="40" w:after="40" w:line="341" w:lineRule="auto"/>
+              <w:jc w:val="left"/>
+            </w:pPr>
+            <w:r/>
+            <w:r>
+              <w:rPr>
+                <w:rFonts w:ascii="Times New Roman" w:hAnsi="Times New Roman" w:eastAsia="宋体"/>
+                <w:b w:val="0"/>
+                <w:color w:val="191919"/>
+                <w:sz w:val="19"/>
+              </w:rPr>
+              <w:t>人物小传第四章严禁使用割裂阅读感的机械分场汇总表或括号场号，严禁用分号写干瘪大纲；必须按集数先后顺序（到了EP01《集名》……到了EP02《集名》……）以流畅饱满的文学传记文体，将该角色在每一集的前因后果、具体动作、谁在场谁不在场及原句台词事无巨细地写透，100%对齐定稿剧本。</w:t>
+            </w:r>
+          </w:p>
+        </w:tc>
+      </w:tr>
+      <w:tr>
+        <w:tc>
+          <w:tcPr>
+            <w:tcW w:type="dxa" w:w="3096"/>
+            <w:vAlign w:val="center"/>
+            <w:tcMar>
+              <w:top w:w="105" w:type="dxa"/>
+              <w:bottom w:w="105" w:type="dxa"/>
+              <w:left w:w="145" w:type="dxa"/>
+              <w:right w:w="145" w:type="dxa"/>
+            </w:tcMar>
+            <w:shd w:fill="F7FAFC"/>
           </w:tcPr>
           <w:p>
             <w:pPr>
@@ -807,6 +848,7 @@
               <w:left w:w="145" w:type="dxa"/>
               <w:right w:w="145" w:type="dxa"/>
             </w:tcMar>
+            <w:shd w:fill="F7FAFC"/>
           </w:tcPr>
           <w:p>
             <w:pPr>
@@ -827,9 +869,6 @@
         </w:tc>
       </w:tr>
       <w:tr>
-        <w:trPr>
-          <w:cantSplit/>
-        </w:trPr>
         <w:tc>
           <w:tcPr>
             <w:tcW w:type="dxa" w:w="3096"/>
@@ -840,7 +879,6 @@
               <w:left w:w="145" w:type="dxa"/>
               <w:right w:w="145" w:type="dxa"/>
             </w:tcMar>
-            <w:shd w:fill="F7FAFC"/>
           </w:tcPr>
           <w:p>
             <w:pPr>
@@ -871,7 +909,6 @@
               <w:left w:w="145" w:type="dxa"/>
               <w:right w:w="145" w:type="dxa"/>
             </w:tcMar>
-            <w:shd w:fill="F7FAFC"/>
           </w:tcPr>
           <w:p>
             <w:pPr>

--- a/00_总控宪章与自动化引擎/01_从0到1剧集全流程十大阶段把控标准专著/04_《第四阶段：立体人物群像谱系、关系裂变、“先留白后高光”舍得法则与一人一档把控标准》.docx
+++ b/00_总控宪章与自动化引擎/01_从0到1剧集全流程十大阶段把控标准专著/04_《第四阶段：立体人物群像谱系、关系裂变、“先留白后高光”舍得法则与一人一档把控标准》.docx
@@ -935,6 +935,401 @@
         </w:tc>
       </w:tr>
     </w:tbl>
+    <w:p>
+      <w:pPr>
+        <w:spacing w:before="200" w:after="80" w:line="384" w:lineRule="auto"/>
+        <w:jc w:val="left"/>
+      </w:pPr>
+      <w:r>
+        <w:rPr>
+          <w:rFonts w:ascii="Arial" w:hAnsi="Arial" w:eastAsia="黑体"/>
+          <w:b/>
+          <w:color w:val="192D55"/>
+          <w:sz w:val="25"/>
+        </w:rPr>
+        <w:t>第三章　【人物工程实操工具】核心人物关系四阶动态裂变沙盘与一人一档（按集推进叙事）质检表</w:t>
+      </w:r>
+    </w:p>
+    <w:tbl>
+      <w:tblPr>
+        <w:tblStyle w:val="TableGrid"/>
+        <w:tblW w:type="auto" w:w="0"/>
+        <w:jc w:val="center"/>
+        <w:tblLayout w:type="fixed"/>
+        <w:tblLook w:firstColumn="1" w:firstRow="1" w:lastColumn="0" w:lastRow="0" w:noHBand="0" w:noVBand="1" w:val="04A0"/>
+      </w:tblPr>
+      <w:tblGrid>
+        <w:gridCol w:w="3456"/>
+        <w:gridCol w:w="3456"/>
+        <w:gridCol w:w="3456"/>
+      </w:tblGrid>
+      <w:tr>
+        <w:trPr>
+          <w:tblHeader/>
+          <w:cantSplit/>
+        </w:trPr>
+        <w:tc>
+          <w:tcPr>
+            <w:tcW w:type="dxa" w:w="2664"/>
+            <w:vAlign w:val="center"/>
+            <w:tcMar>
+              <w:top w:w="130" w:type="dxa"/>
+              <w:bottom w:w="130" w:type="dxa"/>
+              <w:left w:w="150" w:type="dxa"/>
+              <w:right w:w="150" w:type="dxa"/>
+            </w:tcMar>
+            <w:shd w:fill="1F3864"/>
+          </w:tcPr>
+          <w:p>
+            <w:pPr>
+              <w:spacing w:before="40" w:after="40" w:line="312" w:lineRule="auto"/>
+              <w:jc w:val="center"/>
+            </w:pPr>
+            <w:r/>
+            <w:r>
+              <w:rPr>
+                <w:rFonts w:ascii="Arial" w:hAnsi="Arial" w:eastAsia="黑体"/>
+                <w:b/>
+                <w:color w:val="FFFFFF"/>
+                <w:sz w:val="19"/>
+              </w:rPr>
+              <w:t>实操把控与自检维度</w:t>
+            </w:r>
+          </w:p>
+        </w:tc>
+        <w:tc>
+          <w:tcPr>
+            <w:tcW w:type="dxa" w:w="4104"/>
+            <w:vAlign w:val="center"/>
+            <w:tcMar>
+              <w:top w:w="130" w:type="dxa"/>
+              <w:bottom w:w="130" w:type="dxa"/>
+              <w:left w:w="150" w:type="dxa"/>
+              <w:right w:w="150" w:type="dxa"/>
+            </w:tcMar>
+            <w:shd w:fill="1F3864"/>
+          </w:tcPr>
+          <w:p>
+            <w:pPr>
+              <w:spacing w:before="40" w:after="40" w:line="312" w:lineRule="auto"/>
+              <w:jc w:val="center"/>
+            </w:pPr>
+            <w:r/>
+            <w:r>
+              <w:rPr>
+                <w:rFonts w:ascii="Arial" w:hAnsi="Arial" w:eastAsia="黑体"/>
+                <w:b/>
+                <w:color w:val="FFFFFF"/>
+                <w:sz w:val="19"/>
+              </w:rPr>
+              <w:t>工业级执行标准与质检清单（Checklist）</w:t>
+            </w:r>
+          </w:p>
+        </w:tc>
+        <w:tc>
+          <w:tcPr>
+            <w:tcW w:type="dxa" w:w="3600"/>
+            <w:vAlign w:val="center"/>
+            <w:tcMar>
+              <w:top w:w="130" w:type="dxa"/>
+              <w:bottom w:w="130" w:type="dxa"/>
+              <w:left w:w="150" w:type="dxa"/>
+              <w:right w:w="150" w:type="dxa"/>
+            </w:tcMar>
+            <w:shd w:fill="1F3864"/>
+          </w:tcPr>
+          <w:p>
+            <w:pPr>
+              <w:spacing w:before="40" w:after="40" w:line="312" w:lineRule="auto"/>
+              <w:jc w:val="center"/>
+            </w:pPr>
+            <w:r/>
+            <w:r>
+              <w:rPr>
+                <w:rFonts w:ascii="Arial" w:hAnsi="Arial" w:eastAsia="黑体"/>
+                <w:b/>
+                <w:color w:val="FFFFFF"/>
+                <w:sz w:val="19"/>
+              </w:rPr>
+              <w:t>新剧项目落地填写区</w:t>
+            </w:r>
+          </w:p>
+        </w:tc>
+      </w:tr>
+      <w:tr>
+        <w:tc>
+          <w:tcPr>
+            <w:tcW w:type="dxa" w:w="2664"/>
+            <w:vAlign w:val="center"/>
+            <w:tcMar>
+              <w:top w:w="105" w:type="dxa"/>
+              <w:bottom w:w="105" w:type="dxa"/>
+              <w:left w:w="145" w:type="dxa"/>
+              <w:right w:w="145" w:type="dxa"/>
+            </w:tcMar>
+          </w:tcPr>
+          <w:p>
+            <w:pPr>
+              <w:spacing w:before="40" w:after="40" w:line="341" w:lineRule="auto"/>
+              <w:jc w:val="left"/>
+            </w:pPr>
+            <w:r/>
+            <w:r>
+              <w:rPr>
+                <w:rFonts w:ascii="Times New Roman" w:hAnsi="Times New Roman" w:eastAsia="宋体"/>
+                <w:b/>
+                <w:color w:val="191919"/>
+                <w:sz w:val="19"/>
+              </w:rPr>
+              <w:t>1. 主角团内部关系四阶动态裂变</w:t>
+            </w:r>
+          </w:p>
+        </w:tc>
+        <w:tc>
+          <w:tcPr>
+            <w:tcW w:type="dxa" w:w="4104"/>
+            <w:vAlign w:val="center"/>
+            <w:tcMar>
+              <w:top w:w="105" w:type="dxa"/>
+              <w:bottom w:w="105" w:type="dxa"/>
+              <w:left w:w="145" w:type="dxa"/>
+              <w:right w:w="145" w:type="dxa"/>
+            </w:tcMar>
+          </w:tcPr>
+          <w:p>
+            <w:pPr>
+              <w:spacing w:before="40" w:after="40" w:line="341" w:lineRule="auto"/>
+              <w:jc w:val="left"/>
+            </w:pPr>
+            <w:r/>
+            <w:r>
+              <w:rPr>
+                <w:rFonts w:ascii="Times New Roman" w:hAnsi="Times New Roman" w:eastAsia="宋体"/>
+                <w:b w:val="0"/>
+                <w:color w:val="191919"/>
+                <w:sz w:val="19"/>
+              </w:rPr>
+              <w:t>拒绝静态人设，按【第一阶：错位操控与暗中拆台 ➔ 第二阶：反噬恐慌下的暂时结盟 ➔ 第三阶：底牌掀开后的正面宣战 ➔ 第四阶：绝境苦难后的生死共担与放手成全】推进关系裂变。</w:t>
+            </w:r>
+          </w:p>
+        </w:tc>
+        <w:tc>
+          <w:tcPr>
+            <w:tcW w:type="dxa" w:w="3600"/>
+            <w:vAlign w:val="center"/>
+            <w:tcMar>
+              <w:top w:w="105" w:type="dxa"/>
+              <w:bottom w:w="105" w:type="dxa"/>
+              <w:left w:w="145" w:type="dxa"/>
+              <w:right w:w="145" w:type="dxa"/>
+            </w:tcMar>
+          </w:tcPr>
+          <w:p>
+            <w:pPr>
+              <w:spacing w:before="40" w:after="40" w:line="341" w:lineRule="auto"/>
+              <w:jc w:val="left"/>
+            </w:pPr>
+            <w:r/>
+            <w:r>
+              <w:rPr>
+                <w:rFonts w:ascii="Times New Roman" w:hAnsi="Times New Roman" w:eastAsia="宋体"/>
+                <w:b w:val="0"/>
+                <w:color w:val="191919"/>
+                <w:sz w:val="19"/>
+              </w:rPr>
+              <w:t>【第一阶操控冲突】：__________</w:t>
+              <w:br/>
+              <w:t>【第二阶结盟契机】：__________</w:t>
+              <w:br/>
+              <w:t>【第三阶掉马宣战】：__________</w:t>
+              <w:br/>
+              <w:t>【第四阶生死合流】：__________</w:t>
+            </w:r>
+          </w:p>
+        </w:tc>
+      </w:tr>
+      <w:tr>
+        <w:tc>
+          <w:tcPr>
+            <w:tcW w:type="dxa" w:w="2664"/>
+            <w:vAlign w:val="center"/>
+            <w:tcMar>
+              <w:top w:w="105" w:type="dxa"/>
+              <w:bottom w:w="105" w:type="dxa"/>
+              <w:left w:w="145" w:type="dxa"/>
+              <w:right w:w="145" w:type="dxa"/>
+            </w:tcMar>
+            <w:shd w:fill="F7FAFC"/>
+          </w:tcPr>
+          <w:p>
+            <w:pPr>
+              <w:spacing w:before="40" w:after="40" w:line="341" w:lineRule="auto"/>
+              <w:jc w:val="left"/>
+            </w:pPr>
+            <w:r/>
+            <w:r>
+              <w:rPr>
+                <w:rFonts w:ascii="Times New Roman" w:hAnsi="Times New Roman" w:eastAsia="宋体"/>
+                <w:b/>
+                <w:color w:val="191919"/>
+                <w:sz w:val="19"/>
+              </w:rPr>
+              <w:t>2. 镜像原生家庭与反派感化裂变</w:t>
+            </w:r>
+          </w:p>
+        </w:tc>
+        <w:tc>
+          <w:tcPr>
+            <w:tcW w:type="dxa" w:w="4104"/>
+            <w:vAlign w:val="center"/>
+            <w:tcMar>
+              <w:top w:w="105" w:type="dxa"/>
+              <w:bottom w:w="105" w:type="dxa"/>
+              <w:left w:w="145" w:type="dxa"/>
+              <w:right w:w="145" w:type="dxa"/>
+            </w:tcMar>
+            <w:shd w:fill="F7FAFC"/>
+          </w:tcPr>
+          <w:p>
+            <w:pPr>
+              <w:spacing w:before="40" w:after="40" w:line="341" w:lineRule="auto"/>
+              <w:jc w:val="left"/>
+            </w:pPr>
+            <w:r/>
+            <w:r>
+              <w:rPr>
+                <w:rFonts w:ascii="Times New Roman" w:hAnsi="Times New Roman" w:eastAsia="宋体"/>
+                <w:b w:val="0"/>
+                <w:color w:val="191919"/>
+                <w:sz w:val="19"/>
+              </w:rPr>
+              <w:t>设计至少两组镜像家庭对照（开明温暖家庭 vs 窒息控制家庭的破笼和解），并用主角团毫无保留的四件暖事完成对立体反派的合理感化。</w:t>
+            </w:r>
+          </w:p>
+        </w:tc>
+        <w:tc>
+          <w:tcPr>
+            <w:tcW w:type="dxa" w:w="3600"/>
+            <w:vAlign w:val="center"/>
+            <w:tcMar>
+              <w:top w:w="105" w:type="dxa"/>
+              <w:bottom w:w="105" w:type="dxa"/>
+              <w:left w:w="145" w:type="dxa"/>
+              <w:right w:w="145" w:type="dxa"/>
+            </w:tcMar>
+            <w:shd w:fill="F7FAFC"/>
+          </w:tcPr>
+          <w:p>
+            <w:pPr>
+              <w:spacing w:before="40" w:after="40" w:line="341" w:lineRule="auto"/>
+              <w:jc w:val="left"/>
+            </w:pPr>
+            <w:r/>
+            <w:r>
+              <w:rPr>
+                <w:rFonts w:ascii="Times New Roman" w:hAnsi="Times New Roman" w:eastAsia="宋体"/>
+                <w:b w:val="0"/>
+                <w:color w:val="191919"/>
+                <w:sz w:val="19"/>
+              </w:rPr>
+              <w:t>【高压家庭破笼名场面】：______</w:t>
+              <w:br/>
+              <w:t>【感化反派的四件具体暖事】：__</w:t>
+            </w:r>
+          </w:p>
+        </w:tc>
+      </w:tr>
+      <w:tr>
+        <w:tc>
+          <w:tcPr>
+            <w:tcW w:type="dxa" w:w="2664"/>
+            <w:vAlign w:val="center"/>
+            <w:tcMar>
+              <w:top w:w="105" w:type="dxa"/>
+              <w:bottom w:w="105" w:type="dxa"/>
+              <w:left w:w="145" w:type="dxa"/>
+              <w:right w:w="145" w:type="dxa"/>
+            </w:tcMar>
+          </w:tcPr>
+          <w:p>
+            <w:pPr>
+              <w:spacing w:before="40" w:after="40" w:line="341" w:lineRule="auto"/>
+              <w:jc w:val="left"/>
+            </w:pPr>
+            <w:r/>
+            <w:r>
+              <w:rPr>
+                <w:rFonts w:ascii="Times New Roman" w:hAnsi="Times New Roman" w:eastAsia="宋体"/>
+                <w:b/>
+                <w:color w:val="191919"/>
+                <w:sz w:val="19"/>
+              </w:rPr>
+              <w:t>3. 一人一档六章制与按集叙事铁律</w:t>
+            </w:r>
+          </w:p>
+        </w:tc>
+        <w:tc>
+          <w:tcPr>
+            <w:tcW w:type="dxa" w:w="4104"/>
+            <w:vAlign w:val="center"/>
+            <w:tcMar>
+              <w:top w:w="105" w:type="dxa"/>
+              <w:bottom w:w="105" w:type="dxa"/>
+              <w:left w:w="145" w:type="dxa"/>
+              <w:right w:w="145" w:type="dxa"/>
+            </w:tcMar>
+          </w:tcPr>
+          <w:p>
+            <w:pPr>
+              <w:spacing w:before="40" w:after="40" w:line="341" w:lineRule="auto"/>
+              <w:jc w:val="left"/>
+            </w:pPr>
+            <w:r/>
+            <w:r>
+              <w:rPr>
+                <w:rFonts w:ascii="Times New Roman" w:hAnsi="Times New Roman" w:eastAsia="宋体"/>
+                <w:b w:val="0"/>
+                <w:color w:val="191919"/>
+                <w:sz w:val="19"/>
+              </w:rPr>
+              <w:t>第四章人物小传严禁使用机械分场表或括号场号，必须按集数先后顺序（到了EP01《……》……到了EPXX《……》）以文学传记文体事无巨细还原前因后果与原句台词。</w:t>
+            </w:r>
+          </w:p>
+        </w:tc>
+        <w:tc>
+          <w:tcPr>
+            <w:tcW w:type="dxa" w:w="3600"/>
+            <w:vAlign w:val="center"/>
+            <w:tcMar>
+              <w:top w:w="105" w:type="dxa"/>
+              <w:bottom w:w="105" w:type="dxa"/>
+              <w:left w:w="145" w:type="dxa"/>
+              <w:right w:w="145" w:type="dxa"/>
+            </w:tcMar>
+          </w:tcPr>
+          <w:p>
+            <w:pPr>
+              <w:spacing w:before="40" w:after="40" w:line="341" w:lineRule="auto"/>
+              <w:jc w:val="left"/>
+            </w:pPr>
+            <w:r/>
+            <w:r>
+              <w:rPr>
+                <w:rFonts w:ascii="Times New Roman" w:hAnsi="Times New Roman" w:eastAsia="宋体"/>
+                <w:b w:val="0"/>
+                <w:color w:val="191919"/>
+                <w:sz w:val="19"/>
+              </w:rPr>
+              <w:t>□ 已剔除所有演员真名与总集合集</w:t>
+              <w:br/>
+              <w:t>□ 第四章已按集推进撰写完整传记</w:t>
+              <w:br/>
+              <w:t>□ 第六章金句已100%对齐剧本原文</w:t>
+            </w:r>
+          </w:p>
+        </w:tc>
+      </w:tr>
+    </w:tbl>
     <w:sectPr>
       <w:pgSz w:w="12240" w:h="15840"/>
       <w:pgMar w:top="1080" w:right="936" w:bottom="1080" w:left="936" w:header="720" w:footer="720" w:gutter="0"/>
